--- a/source-multichoice/build/es-material-properties-1.docx
+++ b/source-multichoice/build/es-material-properties-1.docx
@@ -35,7 +35,7 @@
       <w:r>
         <w:t>b)</w:t>
         <w:tab/>
-        <w:t>Nombres asignados a los materiales.</w:t>
+        <w:t>Características únicas de cada material.</w:t>
       </w:r>
     </w:p>
     <w:p>
@@ -45,7 +45,7 @@
       <w:r>
         <w:t>c)</w:t>
         <w:tab/>
-        <w:t>Características únicas de cada material.</w:t>
+        <w:t>Nombres asignados a los materiales.</w:t>
       </w:r>
     </w:p>
     <w:p>
@@ -73,7 +73,7 @@
       <w:r>
         <w:t>a)</w:t>
         <w:tab/>
-        <w:t>Es ligero y fácil de manejar.</w:t>
+        <w:t>Conduce bien el calor, es resistente y no se oxida.</w:t>
       </w:r>
     </w:p>
     <w:p>
@@ -83,7 +83,7 @@
       <w:r>
         <w:t>b)</w:t>
         <w:tab/>
-        <w:t>Conduce bien el calor, es resistente y no se oxida.</w:t>
+        <w:t>Es ligero y fácil de manejar.</w:t>
       </w:r>
     </w:p>
     <w:p>
@@ -131,7 +131,7 @@
       <w:r>
         <w:t>b)</w:t>
         <w:tab/>
-        <w:t>Dificultar la oxidación del material.</w:t>
+        <w:t>Aumentar la resistencia al calor.</w:t>
       </w:r>
     </w:p>
     <w:p>
@@ -141,7 +141,7 @@
       <w:r>
         <w:t>c)</w:t>
         <w:tab/>
-        <w:t>Aumentar la resistencia al calor.</w:t>
+        <w:t>Dificultar la oxidación del material.</w:t>
       </w:r>
     </w:p>
     <w:p>
@@ -169,7 +169,7 @@
       <w:r>
         <w:t>a)</w:t>
         <w:tab/>
-        <w:t>Para seleccionar el material adecuado para una aplicación específica.</w:t>
+        <w:t>Para complicar el proceso de fabricación.</w:t>
       </w:r>
     </w:p>
     <w:p>
@@ -179,7 +179,7 @@
       <w:r>
         <w:t>b)</w:t>
         <w:tab/>
-        <w:t>Solo por razones estéticas.</w:t>
+        <w:t>Para seleccionar el material adecuado para una aplicación específica.</w:t>
       </w:r>
     </w:p>
     <w:p>
@@ -199,7 +199,7 @@
       <w:r>
         <w:t>d)</w:t>
         <w:tab/>
-        <w:t>Para complicar el proceso de fabricación.</w:t>
+        <w:t>Solo por razones estéticas.</w:t>
       </w:r>
     </w:p>
     <w:p>
@@ -217,6 +217,26 @@
       <w:r>
         <w:t>a)</w:t>
         <w:tab/>
+        <w:t>Cómo se comportará frente a los esfuerzos.</w:t>
+      </w:r>
+    </w:p>
+    <w:p>
+      <w:pPr>
+        <w:pStyle w:val="Choice"/>
+      </w:pPr>
+      <w:r>
+        <w:t>b)</w:t>
+        <w:tab/>
+        <w:t>El color del material.</w:t>
+      </w:r>
+    </w:p>
+    <w:p>
+      <w:pPr>
+        <w:pStyle w:val="Choice"/>
+      </w:pPr>
+      <w:r>
+        <w:t>c)</w:t>
+        <w:tab/>
         <w:t>La temperatura a la que se funde el material.</w:t>
       </w:r>
     </w:p>
@@ -225,33 +245,13 @@
         <w:pStyle w:val="Choice"/>
       </w:pPr>
       <w:r>
-        <w:t>b)</w:t>
-        <w:tab/>
-        <w:t>Cómo se comportará frente a los esfuerzos.</w:t>
-      </w:r>
-    </w:p>
-    <w:p>
-      <w:pPr>
-        <w:pStyle w:val="Choice"/>
-      </w:pPr>
-      <w:r>
-        <w:t>c)</w:t>
+        <w:t>d)</w:t>
         <w:tab/>
         <w:t>La densidad del material.</w:t>
       </w:r>
     </w:p>
     <w:p>
       <w:pPr>
-        <w:pStyle w:val="Choice"/>
-      </w:pPr>
-      <w:r>
-        <w:t>d)</w:t>
-        <w:tab/>
-        <w:t>El color del material.</w:t>
-      </w:r>
-    </w:p>
-    <w:p>
-      <w:pPr>
         <w:pStyle w:val="ListNumber"/>
       </w:pPr>
       <w:r>
@@ -265,6 +265,16 @@
       <w:r>
         <w:t>a)</w:t>
         <w:tab/>
+        <w:t>Su capacidad para conducir electricidad.</w:t>
+      </w:r>
+    </w:p>
+    <w:p>
+      <w:pPr>
+        <w:pStyle w:val="Choice"/>
+      </w:pPr>
+      <w:r>
+        <w:t>b)</w:t>
+        <w:tab/>
         <w:t>Resistencia al rayado de la superficie.</w:t>
       </w:r>
     </w:p>
@@ -273,7 +283,7 @@
         <w:pStyle w:val="Choice"/>
       </w:pPr>
       <w:r>
-        <w:t>b)</w:t>
+        <w:t>c)</w:t>
         <w:tab/>
         <w:t>Su capacidad para soportar golpes.</w:t>
       </w:r>
@@ -283,23 +293,13 @@
         <w:pStyle w:val="Choice"/>
       </w:pPr>
       <w:r>
-        <w:t>c)</w:t>
+        <w:t>d)</w:t>
         <w:tab/>
         <w:t>Su resistencia al calor.</w:t>
       </w:r>
     </w:p>
     <w:p>
       <w:pPr>
-        <w:pStyle w:val="Choice"/>
-      </w:pPr>
-      <w:r>
-        <w:t>d)</w:t>
-        <w:tab/>
-        <w:t>Su capacidad para conducir electricidad.</w:t>
-      </w:r>
-    </w:p>
-    <w:p>
-      <w:pPr>
         <w:pStyle w:val="ListNumber"/>
       </w:pPr>
       <w:r>
@@ -313,6 +313,16 @@
       <w:r>
         <w:t>a)</w:t>
         <w:tab/>
+        <w:t>Madera.</w:t>
+      </w:r>
+    </w:p>
+    <w:p>
+      <w:pPr>
+        <w:pStyle w:val="Choice"/>
+      </w:pPr>
+      <w:r>
+        <w:t>b)</w:t>
+        <w:tab/>
         <w:t>Goma.</w:t>
       </w:r>
     </w:p>
@@ -321,7 +331,7 @@
         <w:pStyle w:val="Choice"/>
       </w:pPr>
       <w:r>
-        <w:t>b)</w:t>
+        <w:t>c)</w:t>
         <w:tab/>
         <w:t>Cristal.</w:t>
       </w:r>
@@ -331,19 +341,9 @@
         <w:pStyle w:val="Choice"/>
       </w:pPr>
       <w:r>
-        <w:t>c)</w:t>
+        <w:t>d)</w:t>
         <w:tab/>
         <w:t>Yeso.</w:t>
-      </w:r>
-    </w:p>
-    <w:p>
-      <w:pPr>
-        <w:pStyle w:val="Choice"/>
-      </w:pPr>
-      <w:r>
-        <w:t>d)</w:t>
-        <w:tab/>
-        <w:t>Madera.</w:t>
       </w:r>
     </w:p>
     <w:p>
@@ -419,7 +419,7 @@
       <w:r>
         <w:t>b)</w:t>
         <w:tab/>
-        <w:t>Indica la temperatura del material.</w:t>
+        <w:t>Cuanto más grande, más blando será el material.</w:t>
       </w:r>
     </w:p>
     <w:p>
@@ -429,7 +429,7 @@
       <w:r>
         <w:t>c)</w:t>
         <w:tab/>
-        <w:t>Cuanto más grande, más blando será el material.</w:t>
+        <w:t>Indica la temperatura del material.</w:t>
       </w:r>
     </w:p>
     <w:p>
@@ -457,7 +457,7 @@
       <w:r>
         <w:t>a)</w:t>
         <w:tab/>
-        <w:t>No soportar los golpes.</w:t>
+        <w:t>Soportar golpes sin romperse.</w:t>
       </w:r>
     </w:p>
     <w:p>
@@ -467,7 +467,7 @@
       <w:r>
         <w:t>b)</w:t>
         <w:tab/>
-        <w:t>Soportar golpes sin romperse.</w:t>
+        <w:t>No soportar los golpes.</w:t>
       </w:r>
     </w:p>
     <w:p>
@@ -553,6 +553,16 @@
       <w:r>
         <w:t>a)</w:t>
         <w:tab/>
+        <w:t>Conduce bien la electricidad.</w:t>
+      </w:r>
+    </w:p>
+    <w:p>
+      <w:pPr>
+        <w:pStyle w:val="Choice"/>
+      </w:pPr>
+      <w:r>
+        <w:t>b)</w:t>
+        <w:tab/>
         <w:t>Se rompe con facilidad con los golpes.</w:t>
       </w:r>
     </w:p>
@@ -561,33 +571,23 @@
         <w:pStyle w:val="Choice"/>
       </w:pPr>
       <w:r>
-        <w:t>b)</w:t>
+        <w:t>c)</w:t>
+        <w:tab/>
+        <w:t>Soporta bien los golpes.</w:t>
+      </w:r>
+    </w:p>
+    <w:p>
+      <w:pPr>
+        <w:pStyle w:val="Choice"/>
+      </w:pPr>
+      <w:r>
+        <w:t>d)</w:t>
         <w:tab/>
         <w:t>Es difícil de rayar.</w:t>
       </w:r>
     </w:p>
     <w:p>
       <w:pPr>
-        <w:pStyle w:val="Choice"/>
-      </w:pPr>
-      <w:r>
-        <w:t>c)</w:t>
-        <w:tab/>
-        <w:t>Conduce bien la electricidad.</w:t>
-      </w:r>
-    </w:p>
-    <w:p>
-      <w:pPr>
-        <w:pStyle w:val="Choice"/>
-      </w:pPr>
-      <w:r>
-        <w:t>d)</w:t>
-        <w:tab/>
-        <w:t>Soporta bien los golpes.</w:t>
-      </w:r>
-    </w:p>
-    <w:p>
-      <w:pPr>
         <w:pStyle w:val="ListNumber"/>
       </w:pPr>
       <w:r>
@@ -601,16 +601,6 @@
       <w:r>
         <w:t>a)</w:t>
         <w:tab/>
-        <w:t>Rueda de caucho.</w:t>
-      </w:r>
-    </w:p>
-    <w:p>
-      <w:pPr>
-        <w:pStyle w:val="Choice"/>
-      </w:pPr>
-      <w:r>
-        <w:t>b)</w:t>
-        <w:tab/>
         <w:t>Vaso de cristal.</w:t>
       </w:r>
     </w:p>
@@ -619,7 +609,7 @@
         <w:pStyle w:val="Choice"/>
       </w:pPr>
       <w:r>
-        <w:t>c)</w:t>
+        <w:t>b)</w:t>
         <w:tab/>
         <w:t>Bate de béisbol.</w:t>
       </w:r>
@@ -629,9 +619,19 @@
         <w:pStyle w:val="Choice"/>
       </w:pPr>
       <w:r>
+        <w:t>c)</w:t>
+        <w:tab/>
+        <w:t>Cuchara de acero.</w:t>
+      </w:r>
+    </w:p>
+    <w:p>
+      <w:pPr>
+        <w:pStyle w:val="Choice"/>
+      </w:pPr>
+      <w:r>
         <w:t>d)</w:t>
         <w:tab/>
-        <w:t>Cuchara de acero.</w:t>
+        <w:t>Rueda de caucho.</w:t>
       </w:r>
     </w:p>
     <w:p>
@@ -707,6 +707,16 @@
       <w:r>
         <w:t>b)</w:t>
         <w:tab/>
+        <w:t>Maleabilidad.</w:t>
+      </w:r>
+    </w:p>
+    <w:p>
+      <w:pPr>
+        <w:pStyle w:val="Choice"/>
+      </w:pPr>
+      <w:r>
+        <w:t>c)</w:t>
+        <w:tab/>
         <w:t>Deformación.</w:t>
       </w:r>
     </w:p>
@@ -715,23 +725,13 @@
         <w:pStyle w:val="Choice"/>
       </w:pPr>
       <w:r>
-        <w:t>c)</w:t>
+        <w:t>d)</w:t>
         <w:tab/>
         <w:t>Rigidez.</w:t>
       </w:r>
     </w:p>
     <w:p>
       <w:pPr>
-        <w:pStyle w:val="Choice"/>
-      </w:pPr>
-      <w:r>
-        <w:t>d)</w:t>
-        <w:tab/>
-        <w:t>Maleabilidad.</w:t>
-      </w:r>
-    </w:p>
-    <w:p>
-      <w:pPr>
         <w:pStyle w:val="ListNumber"/>
       </w:pPr>
       <w:r>
@@ -745,6 +745,26 @@
       <w:r>
         <w:t>a)</w:t>
         <w:tab/>
+        <w:t>Madera y acero.</w:t>
+      </w:r>
+    </w:p>
+    <w:p>
+      <w:pPr>
+        <w:pStyle w:val="Choice"/>
+      </w:pPr>
+      <w:r>
+        <w:t>b)</w:t>
+        <w:tab/>
+        <w:t>Plastilina.</w:t>
+      </w:r>
+    </w:p>
+    <w:p>
+      <w:pPr>
+        <w:pStyle w:val="Choice"/>
+      </w:pPr>
+      <w:r>
+        <w:t>c)</w:t>
+        <w:tab/>
         <w:t>Látex y caucho.</w:t>
       </w:r>
     </w:p>
@@ -753,33 +773,13 @@
         <w:pStyle w:val="Choice"/>
       </w:pPr>
       <w:r>
-        <w:t>b)</w:t>
+        <w:t>d)</w:t>
         <w:tab/>
         <w:t>Cerámica cocida.</w:t>
       </w:r>
     </w:p>
     <w:p>
       <w:pPr>
-        <w:pStyle w:val="Choice"/>
-      </w:pPr>
-      <w:r>
-        <w:t>c)</w:t>
-        <w:tab/>
-        <w:t>Madera y acero.</w:t>
-      </w:r>
-    </w:p>
-    <w:p>
-      <w:pPr>
-        <w:pStyle w:val="Choice"/>
-      </w:pPr>
-      <w:r>
-        <w:t>d)</w:t>
-        <w:tab/>
-        <w:t>Plastilina.</w:t>
-      </w:r>
-    </w:p>
-    <w:p>
-      <w:pPr>
         <w:pStyle w:val="ListNumber"/>
       </w:pPr>
       <w:r>
@@ -793,7 +793,7 @@
       <w:r>
         <w:t>a)</w:t>
         <w:tab/>
-        <w:t>Recupera su forma original fácilmente al detenerse el esfuerzo.</w:t>
+        <w:t>Se deforma de manera permanente ante los esfuerzos.</w:t>
       </w:r>
     </w:p>
     <w:p>
@@ -802,6 +802,16 @@
       </w:pPr>
       <w:r>
         <w:t>b)</w:t>
+        <w:tab/>
+        <w:t>No se deforma.</w:t>
+      </w:r>
+    </w:p>
+    <w:p>
+      <w:pPr>
+        <w:pStyle w:val="Choice"/>
+      </w:pPr>
+      <w:r>
+        <w:t>c)</w:t>
         <w:tab/>
         <w:t>Es resistente a los esfuerzos.</w:t>
       </w:r>
@@ -811,19 +821,9 @@
         <w:pStyle w:val="Choice"/>
       </w:pPr>
       <w:r>
-        <w:t>c)</w:t>
-        <w:tab/>
-        <w:t>Se deforma de manera permanente ante los esfuerzos.</w:t>
-      </w:r>
-    </w:p>
-    <w:p>
-      <w:pPr>
-        <w:pStyle w:val="Choice"/>
-      </w:pPr>
-      <w:r>
         <w:t>d)</w:t>
         <w:tab/>
-        <w:t>No se deforma.</w:t>
+        <w:t>Recupera su forma original fácilmente al detenerse el esfuerzo.</w:t>
       </w:r>
     </w:p>
     <w:p>
@@ -889,6 +889,16 @@
       <w:r>
         <w:t>a)</w:t>
         <w:tab/>
+        <w:t>kg/mm.</w:t>
+      </w:r>
+    </w:p>
+    <w:p>
+      <w:pPr>
+        <w:pStyle w:val="Choice"/>
+      </w:pPr>
+      <w:r>
+        <w:t>b)</w:t>
+        <w:tab/>
         <w:t>kg/mm2.</w:t>
       </w:r>
     </w:p>
@@ -897,9 +907,9 @@
         <w:pStyle w:val="Choice"/>
       </w:pPr>
       <w:r>
-        <w:t>b)</w:t>
+        <w:t>c)</w:t>
         <w:tab/>
-        <w:t>kg/mm.</w:t>
+        <w:t>kg/m3.</w:t>
       </w:r>
     </w:p>
     <w:p>
@@ -907,19 +917,9 @@
         <w:pStyle w:val="Choice"/>
       </w:pPr>
       <w:r>
-        <w:t>c)</w:t>
+        <w:t>d)</w:t>
         <w:tab/>
         <w:t>g/cm3.</w:t>
-      </w:r>
-    </w:p>
-    <w:p>
-      <w:pPr>
-        <w:pStyle w:val="Choice"/>
-      </w:pPr>
-      <w:r>
-        <w:t>d)</w:t>
-        <w:tab/>
-        <w:t>kg/m3.</w:t>
       </w:r>
     </w:p>
     <w:p>
@@ -957,7 +957,7 @@
       <w:r>
         <w:t>c)</w:t>
         <w:tab/>
-        <w:t>Alrededor de 8 kilogramos.</w:t>
+        <w:t>Alrededor de 1,5 kilogramos.</w:t>
       </w:r>
     </w:p>
     <w:p>
@@ -967,7 +967,7 @@
       <w:r>
         <w:t>d)</w:t>
         <w:tab/>
-        <w:t>Alrededor de 1,5 kilogramos.</w:t>
+        <w:t>Alrededor de 8 kilogramos.</w:t>
       </w:r>
     </w:p>
     <w:p>
@@ -985,17 +985,65 @@
       <w:r>
         <w:t>a)</w:t>
         <w:tab/>
+        <w:t>Deformación y elongación.</w:t>
+      </w:r>
+    </w:p>
+    <w:p>
+      <w:pPr>
+        <w:pStyle w:val="Choice"/>
+      </w:pPr>
+      <w:r>
+        <w:t>b)</w:t>
+        <w:tab/>
+        <w:t>Temperatura y presión.</w:t>
+      </w:r>
+    </w:p>
+    <w:p>
+      <w:pPr>
+        <w:pStyle w:val="Choice"/>
+      </w:pPr>
+      <w:r>
+        <w:t>c)</w:t>
+        <w:tab/>
+        <w:t>Límite elástico.</w:t>
+      </w:r>
+    </w:p>
+    <w:p>
+      <w:pPr>
+        <w:pStyle w:val="Choice"/>
+      </w:pPr>
+      <w:r>
+        <w:t>d)</w:t>
+        <w:tab/>
         <w:t>Densidad y volumen.</w:t>
       </w:r>
     </w:p>
     <w:p>
       <w:pPr>
+        <w:pStyle w:val="ListNumber"/>
+      </w:pPr>
+      <w:r>
+        <w:t>¿Cómo se mide la resistencia mecánica antes de que un material se rompa?</w:t>
+      </w:r>
+    </w:p>
+    <w:p>
+      <w:pPr>
+        <w:pStyle w:val="Choice"/>
+      </w:pPr>
+      <w:r>
+        <w:t>a)</w:t>
+        <w:tab/>
+        <w:t>Carga de rotura.</w:t>
+      </w:r>
+    </w:p>
+    <w:p>
+      <w:pPr>
         <w:pStyle w:val="Choice"/>
       </w:pPr>
       <w:r>
         <w:t>b)</w:t>
         <w:tab/>
-        <w:t>Límite elástico.</w:t>
+        <w:t>Densidad y volumen.</w:t>
       </w:r>
     </w:p>
     <w:p>
@@ -1023,54 +1071,6 @@
         <w:pStyle w:val="ListNumber"/>
       </w:pPr>
       <w:r>
-        <w:t>¿Cómo se mide la resistencia mecánica antes de que un material se rompa?</w:t>
-      </w:r>
-    </w:p>
-    <w:p>
-      <w:pPr>
-        <w:pStyle w:val="Choice"/>
-      </w:pPr>
-      <w:r>
-        <w:t>a)</w:t>
-        <w:tab/>
-        <w:t>Deformación y elongación.</w:t>
-      </w:r>
-    </w:p>
-    <w:p>
-      <w:pPr>
-        <w:pStyle w:val="Choice"/>
-      </w:pPr>
-      <w:r>
-        <w:t>b)</w:t>
-        <w:tab/>
-        <w:t>Temperatura y presión.</w:t>
-      </w:r>
-    </w:p>
-    <w:p>
-      <w:pPr>
-        <w:pStyle w:val="Choice"/>
-      </w:pPr>
-      <w:r>
-        <w:t>c)</w:t>
-        <w:tab/>
-        <w:t>Carga de rotura.</w:t>
-      </w:r>
-    </w:p>
-    <w:p>
-      <w:pPr>
-        <w:pStyle w:val="Choice"/>
-      </w:pPr>
-      <w:r>
-        <w:t>d)</w:t>
-        <w:tab/>
-        <w:t>Densidad y volumen.</w:t>
-      </w:r>
-    </w:p>
-    <w:p>
-      <w:pPr>
-        <w:pStyle w:val="ListNumber"/>
-      </w:pPr>
-      <w:r>
         <w:t>¿Cuál es la capacidad de recuperar su forma original después de deformarse por un esfuerzo?</w:t>
       </w:r>
     </w:p>
@@ -1080,6 +1080,16 @@
       </w:pPr>
       <w:r>
         <w:t>a)</w:t>
+        <w:tab/>
+        <w:t>Resistencia mecánica.</w:t>
+      </w:r>
+    </w:p>
+    <w:p>
+      <w:pPr>
+        <w:pStyle w:val="Choice"/>
+      </w:pPr>
+      <w:r>
+        <w:t>b)</w:t>
         <w:tab/>
         <w:t>Elasticidad.</w:t>
       </w:r>
@@ -1089,19 +1099,9 @@
         <w:pStyle w:val="Choice"/>
       </w:pPr>
       <w:r>
-        <w:t>b)</w:t>
+        <w:t>c)</w:t>
         <w:tab/>
         <w:t>Maleabilidad.</w:t>
-      </w:r>
-    </w:p>
-    <w:p>
-      <w:pPr>
-        <w:pStyle w:val="Choice"/>
-      </w:pPr>
-      <w:r>
-        <w:t>c)</w:t>
-        <w:tab/>
-        <w:t>Resistencia mecánica.</w:t>
       </w:r>
     </w:p>
     <w:p>
@@ -1129,7 +1129,7 @@
       <w:r>
         <w:t>a)</w:t>
         <w:tab/>
-        <w:t>La resistencia de un material.</w:t>
+        <w:t>El volumen que ocupa un material.</w:t>
       </w:r>
     </w:p>
     <w:p>
@@ -1138,6 +1138,16 @@
       </w:pPr>
       <w:r>
         <w:t>b)</w:t>
+        <w:tab/>
+        <w:t>El peso total de un material.</w:t>
+      </w:r>
+    </w:p>
+    <w:p>
+      <w:pPr>
+        <w:pStyle w:val="Choice"/>
+      </w:pPr>
+      <w:r>
+        <w:t>c)</w:t>
         <w:tab/>
         <w:t>La cantidad de materia que contiene un litro de material.</w:t>
       </w:r>
@@ -1147,19 +1157,9 @@
         <w:pStyle w:val="Choice"/>
       </w:pPr>
       <w:r>
-        <w:t>c)</w:t>
-        <w:tab/>
-        <w:t>El volumen que ocupa un material.</w:t>
-      </w:r>
-    </w:p>
-    <w:p>
-      <w:pPr>
-        <w:pStyle w:val="Choice"/>
-      </w:pPr>
-      <w:r>
         <w:t>d)</w:t>
         <w:tab/>
-        <w:t>El peso total de un material.</w:t>
+        <w:t>La resistencia de un material.</w:t>
       </w:r>
     </w:p>
     <w:p>
@@ -1177,6 +1177,16 @@
       <w:r>
         <w:t>a)</w:t>
         <w:tab/>
+        <w:t>Madera.</w:t>
+      </w:r>
+    </w:p>
+    <w:p>
+      <w:pPr>
+        <w:pStyle w:val="Choice"/>
+      </w:pPr>
+      <w:r>
+        <w:t>b)</w:t>
+        <w:tab/>
         <w:t>Plástico.</w:t>
       </w:r>
     </w:p>
@@ -1185,9 +1195,9 @@
         <w:pStyle w:val="Choice"/>
       </w:pPr>
       <w:r>
-        <w:t>b)</w:t>
+        <w:t>c)</w:t>
         <w:tab/>
-        <w:t>Madera.</w:t>
+        <w:t>Aluminio.</w:t>
       </w:r>
     </w:p>
     <w:p>
@@ -1195,23 +1205,13 @@
         <w:pStyle w:val="Choice"/>
       </w:pPr>
       <w:r>
-        <w:t>c)</w:t>
+        <w:t>d)</w:t>
         <w:tab/>
         <w:t>Plomo.</w:t>
       </w:r>
     </w:p>
     <w:p>
       <w:pPr>
-        <w:pStyle w:val="Choice"/>
-      </w:pPr>
-      <w:r>
-        <w:t>d)</w:t>
-        <w:tab/>
-        <w:t>Aluminio.</w:t>
-      </w:r>
-    </w:p>
-    <w:p>
-      <w:pPr>
         <w:pStyle w:val="ListNumber"/>
       </w:pPr>
       <w:r>
@@ -1225,7 +1225,7 @@
       <w:r>
         <w:t>a)</w:t>
         <w:tab/>
-        <w:t>Es más pesado por cada litro.</w:t>
+        <w:t>Que tiene poco peso.</w:t>
       </w:r>
     </w:p>
     <w:p>
@@ -1235,7 +1235,7 @@
       <w:r>
         <w:t>b)</w:t>
         <w:tab/>
-        <w:t>Que tiene poco peso.</w:t>
+        <w:t>Es más pesado por cada litro.</w:t>
       </w:r>
     </w:p>
     <w:p>
@@ -1273,6 +1273,16 @@
       <w:r>
         <w:t>a)</w:t>
         <w:tab/>
+        <w:t>Productos transparentes.</w:t>
+      </w:r>
+    </w:p>
+    <w:p>
+      <w:pPr>
+        <w:pStyle w:val="Choice"/>
+      </w:pPr>
+      <w:r>
+        <w:t>b)</w:t>
+        <w:tab/>
         <w:t>Productos reflectantes.</w:t>
       </w:r>
     </w:p>
@@ -1281,33 +1291,23 @@
         <w:pStyle w:val="Choice"/>
       </w:pPr>
       <w:r>
-        <w:t>b)</w:t>
+        <w:t>c)</w:t>
+        <w:tab/>
+        <w:t>Productos ligeros.</w:t>
+      </w:r>
+    </w:p>
+    <w:p>
+      <w:pPr>
+        <w:pStyle w:val="Choice"/>
+      </w:pPr>
+      <w:r>
+        <w:t>d)</w:t>
         <w:tab/>
         <w:t>Productos pesados.</w:t>
       </w:r>
     </w:p>
     <w:p>
       <w:pPr>
-        <w:pStyle w:val="Choice"/>
-      </w:pPr>
-      <w:r>
-        <w:t>c)</w:t>
-        <w:tab/>
-        <w:t>Productos transparentes.</w:t>
-      </w:r>
-    </w:p>
-    <w:p>
-      <w:pPr>
-        <w:pStyle w:val="Choice"/>
-      </w:pPr>
-      <w:r>
-        <w:t>d)</w:t>
-        <w:tab/>
-        <w:t>Productos ligeros.</w:t>
-      </w:r>
-    </w:p>
-    <w:p>
-      <w:pPr>
         <w:pStyle w:val="ListNumber"/>
       </w:pPr>
       <w:r>
@@ -1321,7 +1321,7 @@
       <w:r>
         <w:t>a)</w:t>
         <w:tab/>
-        <w:t>Absorbe la luz.</w:t>
+        <w:t>Permite que la luz lo atraviese.</w:t>
       </w:r>
     </w:p>
     <w:p>
@@ -1341,7 +1341,7 @@
       <w:r>
         <w:t>c)</w:t>
         <w:tab/>
-        <w:t>Permite que la luz lo atraviese.</w:t>
+        <w:t>Absorbe la luz.</w:t>
       </w:r>
     </w:p>
     <w:p>
@@ -1369,6 +1369,16 @@
       <w:r>
         <w:t>a)</w:t>
         <w:tab/>
+        <w:t>Cueros.</w:t>
+      </w:r>
+    </w:p>
+    <w:p>
+      <w:pPr>
+        <w:pStyle w:val="Choice"/>
+      </w:pPr>
+      <w:r>
+        <w:t>b)</w:t>
+        <w:tab/>
         <w:t>Metales.</w:t>
       </w:r>
     </w:p>
@@ -1377,9 +1387,9 @@
         <w:pStyle w:val="Choice"/>
       </w:pPr>
       <w:r>
-        <w:t>b)</w:t>
+        <w:t>c)</w:t>
         <w:tab/>
-        <w:t>Cueros.</w:t>
+        <w:t>Plásticos.</w:t>
       </w:r>
     </w:p>
     <w:p>
@@ -1387,23 +1397,13 @@
         <w:pStyle w:val="Choice"/>
       </w:pPr>
       <w:r>
-        <w:t>c)</w:t>
+        <w:t>d)</w:t>
         <w:tab/>
         <w:t>Maderas.</w:t>
       </w:r>
     </w:p>
     <w:p>
       <w:pPr>
-        <w:pStyle w:val="Choice"/>
-      </w:pPr>
-      <w:r>
-        <w:t>d)</w:t>
-        <w:tab/>
-        <w:t>Plásticos.</w:t>
-      </w:r>
-    </w:p>
-    <w:p>
-      <w:pPr>
         <w:pStyle w:val="ListNumber"/>
       </w:pPr>
       <w:r>
@@ -1417,7 +1417,7 @@
       <w:r>
         <w:t>a)</w:t>
         <w:tab/>
-        <w:t>Absorber la luz.</w:t>
+        <w:t>Fabricar ventanas.</w:t>
       </w:r>
     </w:p>
     <w:p>
@@ -1437,7 +1437,7 @@
       <w:r>
         <w:t>c)</w:t>
         <w:tab/>
-        <w:t>Fabricar ventanas.</w:t>
+        <w:t>Mejorar el aspecto superficial.</w:t>
       </w:r>
     </w:p>
     <w:p>
@@ -1447,7 +1447,7 @@
       <w:r>
         <w:t>d)</w:t>
         <w:tab/>
-        <w:t>Mejorar el aspecto superficial.</w:t>
+        <w:t>Absorber la luz.</w:t>
       </w:r>
     </w:p>
     <w:sectPr>
